--- a/Science_Teesside/Teaching_Packs/GROW/lessons/W7A/GROW_Science_Autumn1_W7A_The_Moon_Pupil.docx
+++ b/Science_Teesside/Teaching_Packs/GROW/lessons/W7A/GROW_Science_Autumn1_W7A_The_Moon_Pupil.docx
@@ -5,6 +5,11 @@
     <w:p>
       <w:pPr>
         <w:pStyle w:val="Kicker"/>
+        <w:shd w:val="clear" w:fill="EDF5F0"/>
+        <w:pBdr>
+          <w:left w:val="single" w:sz="16" w:color="28675C" w:space="5"/>
+        </w:pBdr>
+        <w:ind w:left="91"/>
       </w:pPr>
       <w:r>
         <w:t>PUPIL WORKSHEET</w:t>
@@ -29,9 +34,9 @@
     <w:p>
       <w:pPr>
         <w:pStyle w:val="Callout"/>
-        <w:shd w:fill="F7F4EC"/>
+        <w:shd w:fill="EDF5F0" w:val="clear"/>
         <w:pBdr>
-          <w:left w:val="single" w:sz="18" w:space="8" w:color="28675C"/>
+          <w:left w:val="single" w:sz="20" w:color="28675C" w:space="7"/>
         </w:pBdr>
       </w:pPr>
       <w:r>
@@ -60,8 +65,10 @@
       <w:pPr>
         <w:pStyle w:val="ResponseLine"/>
         <w:pBdr>
-          <w:bottom w:val="single" w:sz="3" w:space="1" w:color="ACBBB7"/>
+          <w:bottom w:val="single" w:sz="4" w:color="B7CEC3" w:space="0"/>
+          <w:between w:val="single" w:sz="4" w:color="B7CEC3" w:space="0"/>
         </w:pBdr>
+        <w:spacing w:line="440" w:lineRule="exact" w:after="0"/>
       </w:pPr>
       <w:r>
         <w:t xml:space="preserve"> </w:t>
@@ -71,8 +78,10 @@
       <w:pPr>
         <w:pStyle w:val="ResponseLine"/>
         <w:pBdr>
-          <w:bottom w:val="single" w:sz="3" w:space="1" w:color="ACBBB7"/>
+          <w:bottom w:val="single" w:sz="4" w:color="B7CEC3" w:space="0"/>
+          <w:between w:val="single" w:sz="4" w:color="B7CEC3" w:space="0"/>
         </w:pBdr>
+        <w:spacing w:line="440" w:lineRule="exact" w:after="0"/>
       </w:pPr>
       <w:r>
         <w:t xml:space="preserve"> </w:t>
@@ -82,8 +91,10 @@
       <w:pPr>
         <w:pStyle w:val="ResponseLine"/>
         <w:pBdr>
-          <w:bottom w:val="single" w:sz="3" w:space="1" w:color="ACBBB7"/>
+          <w:bottom w:val="single" w:sz="4" w:color="B7CEC3" w:space="0"/>
+          <w:between w:val="single" w:sz="4" w:color="B7CEC3" w:space="0"/>
         </w:pBdr>
+        <w:spacing w:line="440" w:lineRule="exact" w:after="0"/>
       </w:pPr>
       <w:r>
         <w:t xml:space="preserve"> </w:t>
@@ -93,6 +104,11 @@
       <w:pPr>
         <w:pStyle w:val="Kicker"/>
         <w:pageBreakBefore/>
+        <w:shd w:val="clear" w:fill="EDF5F0"/>
+        <w:pBdr>
+          <w:left w:val="single" w:sz="16" w:color="28675C" w:space="5"/>
+        </w:pBdr>
+        <w:ind w:left="91"/>
       </w:pPr>
       <w:r>
         <w:t>PUPIL TASK / Autumn 1 · Week 7 · Lesson A</w:t>
@@ -123,8 +139,10 @@
       <w:pPr>
         <w:pStyle w:val="ResponseLine"/>
         <w:pBdr>
-          <w:bottom w:val="single" w:sz="3" w:space="1" w:color="ACBBB7"/>
+          <w:bottom w:val="single" w:sz="4" w:color="B7CEC3" w:space="0"/>
+          <w:between w:val="single" w:sz="4" w:color="B7CEC3" w:space="0"/>
         </w:pBdr>
+        <w:spacing w:line="440" w:lineRule="exact" w:after="0"/>
       </w:pPr>
       <w:r>
         <w:t xml:space="preserve"> </w:t>
@@ -134,8 +152,10 @@
       <w:pPr>
         <w:pStyle w:val="ResponseLine"/>
         <w:pBdr>
-          <w:bottom w:val="single" w:sz="3" w:space="1" w:color="ACBBB7"/>
+          <w:bottom w:val="single" w:sz="4" w:color="B7CEC3" w:space="0"/>
+          <w:between w:val="single" w:sz="4" w:color="B7CEC3" w:space="0"/>
         </w:pBdr>
+        <w:spacing w:line="440" w:lineRule="exact" w:after="0"/>
       </w:pPr>
       <w:r>
         <w:t xml:space="preserve"> </w:t>
@@ -145,8 +165,10 @@
       <w:pPr>
         <w:pStyle w:val="ResponseLine"/>
         <w:pBdr>
-          <w:bottom w:val="single" w:sz="3" w:space="1" w:color="ACBBB7"/>
+          <w:bottom w:val="single" w:sz="4" w:color="B7CEC3" w:space="0"/>
+          <w:between w:val="single" w:sz="4" w:color="B7CEC3" w:space="0"/>
         </w:pBdr>
+        <w:spacing w:line="440" w:lineRule="exact" w:after="0"/>
       </w:pPr>
       <w:r>
         <w:t xml:space="preserve"> </w:t>
@@ -156,8 +178,10 @@
       <w:pPr>
         <w:pStyle w:val="ResponseLine"/>
         <w:pBdr>
-          <w:bottom w:val="single" w:sz="3" w:space="1" w:color="ACBBB7"/>
+          <w:bottom w:val="single" w:sz="4" w:color="B7CEC3" w:space="0"/>
+          <w:between w:val="single" w:sz="4" w:color="B7CEC3" w:space="0"/>
         </w:pBdr>
+        <w:spacing w:line="440" w:lineRule="exact" w:after="0"/>
       </w:pPr>
       <w:r>
         <w:t xml:space="preserve"> </w:t>
@@ -167,6 +191,11 @@
       <w:pPr>
         <w:pStyle w:val="Kicker"/>
         <w:pageBreakBefore/>
+        <w:shd w:val="clear" w:fill="EDF5F0"/>
+        <w:pBdr>
+          <w:left w:val="single" w:sz="16" w:color="28675C" w:space="5"/>
+        </w:pBdr>
+        <w:ind w:left="91"/>
       </w:pPr>
       <w:r>
         <w:t>PUPIL TASK / Autumn 1 · Week 7 · Lesson A</w:t>
@@ -195,24 +224,24 @@
     </w:p>
     <w:tbl>
       <w:tblPr>
-        <w:jc w:val="left"/>
         <w:tblLayout w:type="fixed"/>
         <w:tblLook w:firstColumn="1" w:firstRow="1" w:lastColumn="0" w:lastRow="0" w:noHBand="0" w:noVBand="1" w:val="04A0"/>
         <w:tblW w:w="9866" w:type="dxa"/>
+        <w:jc w:val="left"/>
         <w:tblInd w:w="120" w:type="dxa"/>
         <w:tblCellMar>
-          <w:top w:w="100" w:type="dxa"/>
-          <w:left w:w="100" w:type="dxa"/>
-          <w:bottom w:w="100" w:type="dxa"/>
-          <w:right w:w="100" w:type="dxa"/>
+          <w:top w:w="90" w:type="dxa"/>
+          <w:left w:w="120" w:type="dxa"/>
+          <w:bottom w:w="90" w:type="dxa"/>
+          <w:right w:w="120" w:type="dxa"/>
         </w:tblCellMar>
         <w:tblBorders>
-          <w:top w:val="single" w:sz="4" w:color="ACBBB7"/>
-          <w:left w:val="single" w:sz="4" w:color="ACBBB7"/>
-          <w:bottom w:val="single" w:sz="4" w:color="ACBBB7"/>
-          <w:right w:val="single" w:sz="4" w:color="ACBBB7"/>
-          <w:insideH w:val="single" w:sz="4" w:color="ACBBB7"/>
-          <w:insideV w:val="single" w:sz="4" w:color="ACBBB7"/>
+          <w:top w:val="single" w:sz="4" w:color="B7CEC3"/>
+          <w:left w:val="single" w:sz="4" w:color="B7CEC3"/>
+          <w:bottom w:val="single" w:sz="4" w:color="B7CEC3"/>
+          <w:right w:val="single" w:sz="4" w:color="B7CEC3"/>
+          <w:insideH w:val="single" w:sz="4" w:color="B7CEC3"/>
+          <w:insideV w:val="single" w:sz="4" w:color="B7CEC3"/>
         </w:tblBorders>
       </w:tblPr>
       <w:tblGrid>
@@ -228,16 +257,17 @@
           <w:tcPr>
             <w:vAlign w:val="center"/>
             <w:tcW w:w="4933" w:type="dxa"/>
-            <w:shd w:fill="F7F4EC"/>
+            <w:shd w:fill="28675C" w:val="clear"/>
           </w:tcPr>
           <w:p>
             <w:pPr>
-              <w:spacing w:after="20" w:before="20"/>
+              <w:spacing w:after="60" w:before="0" w:line="257" w:lineRule="auto"/>
             </w:pPr>
             <w:r>
               <w:rPr>
+                <w:rFonts w:ascii="Arial" w:hAnsi="Arial"/>
                 <w:b/>
-                <w:color w:val="173348"/>
+                <w:color w:val="FFFFFF"/>
                 <w:sz w:val="22"/>
               </w:rPr>
               <w:t>View</w:t>
@@ -248,16 +278,17 @@
           <w:tcPr>
             <w:vAlign w:val="center"/>
             <w:tcW w:w="4933" w:type="dxa"/>
-            <w:shd w:fill="F7F4EC"/>
+            <w:shd w:fill="28675C" w:val="clear"/>
           </w:tcPr>
           <w:p>
             <w:pPr>
-              <w:spacing w:after="20" w:before="20"/>
+              <w:spacing w:after="60" w:before="0" w:line="257" w:lineRule="auto"/>
             </w:pPr>
             <w:r>
               <w:rPr>
+                <w:rFonts w:ascii="Arial" w:hAnsi="Arial"/>
                 <w:b/>
-                <w:color w:val="173348"/>
+                <w:color w:val="FFFFFF"/>
                 <w:sz w:val="22"/>
               </w:rPr>
               <w:t>Visible lit portion</w:t>
@@ -268,19 +299,23 @@
       <w:tr>
         <w:trPr>
           <w:cantSplit/>
-          <w:trHeight w:val="567"/>
+          <w:trHeight w:val="780" w:hRule="atLeast"/>
         </w:trPr>
         <w:tc>
           <w:tcPr>
             <w:vAlign w:val="center"/>
             <w:tcW w:w="4933" w:type="dxa"/>
+            <w:shd w:val="clear" w:fill="FFFFFF"/>
           </w:tcPr>
           <w:p>
             <w:pPr>
-              <w:spacing w:after="20" w:before="20"/>
+              <w:spacing w:after="60" w:before="0" w:line="257" w:lineRule="auto"/>
             </w:pPr>
             <w:r>
               <w:rPr>
+                <w:rFonts w:ascii="Arial" w:hAnsi="Arial"/>
+                <w:b w:val="0"/>
+                <w:color w:val="243943"/>
                 <w:sz w:val="22"/>
               </w:rPr>
               <w:t>New Moon</w:t>
@@ -291,13 +326,17 @@
           <w:tcPr>
             <w:vAlign w:val="center"/>
             <w:tcW w:w="4933" w:type="dxa"/>
+            <w:shd w:val="clear" w:fill="FFFFFF"/>
           </w:tcPr>
           <w:p>
             <w:pPr>
-              <w:spacing w:after="20" w:before="20"/>
+              <w:spacing w:after="60" w:before="0" w:line="257" w:lineRule="auto"/>
             </w:pPr>
             <w:r>
               <w:rPr>
+                <w:rFonts w:ascii="Arial" w:hAnsi="Arial"/>
+                <w:b w:val="0"/>
+                <w:color w:val="243943"/>
                 <w:sz w:val="22"/>
               </w:rPr>
             </w:r>
@@ -307,19 +346,23 @@
       <w:tr>
         <w:trPr>
           <w:cantSplit/>
-          <w:trHeight w:val="567"/>
+          <w:trHeight w:val="780" w:hRule="atLeast"/>
         </w:trPr>
         <w:tc>
           <w:tcPr>
             <w:vAlign w:val="center"/>
             <w:tcW w:w="4933" w:type="dxa"/>
+            <w:shd w:val="clear" w:fill="FFFFFF"/>
           </w:tcPr>
           <w:p>
             <w:pPr>
-              <w:spacing w:after="20" w:before="20"/>
+              <w:spacing w:after="60" w:before="0" w:line="257" w:lineRule="auto"/>
             </w:pPr>
             <w:r>
               <w:rPr>
+                <w:rFonts w:ascii="Arial" w:hAnsi="Arial"/>
+                <w:b w:val="0"/>
+                <w:color w:val="243943"/>
                 <w:sz w:val="22"/>
               </w:rPr>
               <w:t>Half Moon</w:t>
@@ -330,13 +373,17 @@
           <w:tcPr>
             <w:vAlign w:val="center"/>
             <w:tcW w:w="4933" w:type="dxa"/>
+            <w:shd w:val="clear" w:fill="FFFFFF"/>
           </w:tcPr>
           <w:p>
             <w:pPr>
-              <w:spacing w:after="20" w:before="20"/>
+              <w:spacing w:after="60" w:before="0" w:line="257" w:lineRule="auto"/>
             </w:pPr>
             <w:r>
               <w:rPr>
+                <w:rFonts w:ascii="Arial" w:hAnsi="Arial"/>
+                <w:b w:val="0"/>
+                <w:color w:val="243943"/>
                 <w:sz w:val="22"/>
               </w:rPr>
             </w:r>
@@ -346,19 +393,23 @@
       <w:tr>
         <w:trPr>
           <w:cantSplit/>
-          <w:trHeight w:val="567"/>
+          <w:trHeight w:val="780" w:hRule="atLeast"/>
         </w:trPr>
         <w:tc>
           <w:tcPr>
             <w:vAlign w:val="center"/>
             <w:tcW w:w="4933" w:type="dxa"/>
+            <w:shd w:val="clear" w:fill="FFFFFF"/>
           </w:tcPr>
           <w:p>
             <w:pPr>
-              <w:spacing w:after="20" w:before="20"/>
+              <w:spacing w:after="60" w:before="0" w:line="257" w:lineRule="auto"/>
             </w:pPr>
             <w:r>
               <w:rPr>
+                <w:rFonts w:ascii="Arial" w:hAnsi="Arial"/>
+                <w:b w:val="0"/>
+                <w:color w:val="243943"/>
                 <w:sz w:val="22"/>
               </w:rPr>
               <w:t>Full Moon</w:t>
@@ -369,13 +420,17 @@
           <w:tcPr>
             <w:vAlign w:val="center"/>
             <w:tcW w:w="4933" w:type="dxa"/>
+            <w:shd w:val="clear" w:fill="FFFFFF"/>
           </w:tcPr>
           <w:p>
             <w:pPr>
-              <w:spacing w:after="20" w:before="20"/>
+              <w:spacing w:after="60" w:before="0" w:line="257" w:lineRule="auto"/>
             </w:pPr>
             <w:r>
               <w:rPr>
+                <w:rFonts w:ascii="Arial" w:hAnsi="Arial"/>
+                <w:b w:val="0"/>
+                <w:color w:val="243943"/>
                 <w:sz w:val="22"/>
               </w:rPr>
             </w:r>
@@ -387,6 +442,11 @@
       <w:pPr>
         <w:pStyle w:val="Kicker"/>
         <w:pageBreakBefore/>
+        <w:shd w:val="clear" w:fill="EDF5F0"/>
+        <w:pBdr>
+          <w:left w:val="single" w:sz="16" w:color="28675C" w:space="5"/>
+        </w:pBdr>
+        <w:ind w:left="91"/>
       </w:pPr>
       <w:r>
         <w:t>PUPIL TASK / Autumn 1 · Week 7 · Lesson A</w:t>
@@ -415,24 +475,24 @@
     </w:p>
     <w:tbl>
       <w:tblPr>
-        <w:jc w:val="left"/>
         <w:tblLayout w:type="fixed"/>
         <w:tblLook w:firstColumn="1" w:firstRow="1" w:lastColumn="0" w:lastRow="0" w:noHBand="0" w:noVBand="1" w:val="04A0"/>
         <w:tblW w:w="9866" w:type="dxa"/>
+        <w:jc w:val="left"/>
         <w:tblInd w:w="120" w:type="dxa"/>
         <w:tblCellMar>
-          <w:top w:w="100" w:type="dxa"/>
-          <w:left w:w="100" w:type="dxa"/>
-          <w:bottom w:w="100" w:type="dxa"/>
-          <w:right w:w="100" w:type="dxa"/>
+          <w:top w:w="90" w:type="dxa"/>
+          <w:left w:w="120" w:type="dxa"/>
+          <w:bottom w:w="90" w:type="dxa"/>
+          <w:right w:w="120" w:type="dxa"/>
         </w:tblCellMar>
         <w:tblBorders>
-          <w:top w:val="single" w:sz="4" w:color="ACBBB7"/>
-          <w:left w:val="single" w:sz="4" w:color="ACBBB7"/>
-          <w:bottom w:val="single" w:sz="4" w:color="ACBBB7"/>
-          <w:right w:val="single" w:sz="4" w:color="ACBBB7"/>
-          <w:insideH w:val="single" w:sz="4" w:color="ACBBB7"/>
-          <w:insideV w:val="single" w:sz="4" w:color="ACBBB7"/>
+          <w:top w:val="single" w:sz="4" w:color="B7CEC3"/>
+          <w:left w:val="single" w:sz="4" w:color="B7CEC3"/>
+          <w:bottom w:val="single" w:sz="4" w:color="B7CEC3"/>
+          <w:right w:val="single" w:sz="4" w:color="B7CEC3"/>
+          <w:insideH w:val="single" w:sz="4" w:color="B7CEC3"/>
+          <w:insideV w:val="single" w:sz="4" w:color="B7CEC3"/>
         </w:tblBorders>
       </w:tblPr>
       <w:tblGrid>
@@ -448,16 +508,17 @@
           <w:tcPr>
             <w:vAlign w:val="center"/>
             <w:tcW w:w="4933" w:type="dxa"/>
-            <w:shd w:fill="F7F4EC"/>
+            <w:shd w:fill="28675C" w:val="clear"/>
           </w:tcPr>
           <w:p>
             <w:pPr>
-              <w:spacing w:after="20" w:before="20"/>
+              <w:spacing w:after="60" w:before="0" w:line="257" w:lineRule="auto"/>
             </w:pPr>
             <w:r>
               <w:rPr>
+                <w:rFonts w:ascii="Arial" w:hAnsi="Arial"/>
                 <w:b/>
-                <w:color w:val="173348"/>
+                <w:color w:val="FFFFFF"/>
                 <w:sz w:val="22"/>
               </w:rPr>
               <w:t>Observation</w:t>
@@ -468,16 +529,17 @@
           <w:tcPr>
             <w:vAlign w:val="center"/>
             <w:tcW w:w="4933" w:type="dxa"/>
-            <w:shd w:fill="F7F4EC"/>
+            <w:shd w:fill="28675C" w:val="clear"/>
           </w:tcPr>
           <w:p>
             <w:pPr>
-              <w:spacing w:after="20" w:before="20"/>
+              <w:spacing w:after="60" w:before="0" w:line="257" w:lineRule="auto"/>
             </w:pPr>
             <w:r>
               <w:rPr>
+                <w:rFonts w:ascii="Arial" w:hAnsi="Arial"/>
                 <w:b/>
-                <w:color w:val="173348"/>
+                <w:color w:val="FFFFFF"/>
                 <w:sz w:val="22"/>
               </w:rPr>
               <w:t>Phase / eclipse</w:t>
@@ -488,19 +550,23 @@
       <w:tr>
         <w:trPr>
           <w:cantSplit/>
-          <w:trHeight w:val="567"/>
+          <w:trHeight w:val="780" w:hRule="atLeast"/>
         </w:trPr>
         <w:tc>
           <w:tcPr>
             <w:vAlign w:val="center"/>
             <w:tcW w:w="4933" w:type="dxa"/>
+            <w:shd w:val="clear" w:fill="FFFFFF"/>
           </w:tcPr>
           <w:p>
             <w:pPr>
-              <w:spacing w:after="20" w:before="20"/>
+              <w:spacing w:after="60" w:before="0" w:line="257" w:lineRule="auto"/>
             </w:pPr>
             <w:r>
               <w:rPr>
+                <w:rFonts w:ascii="Arial" w:hAnsi="Arial"/>
+                <w:b w:val="0"/>
+                <w:color w:val="243943"/>
                 <w:sz w:val="22"/>
               </w:rPr>
               <w:t>Crescent Moon</w:t>
@@ -511,13 +577,17 @@
           <w:tcPr>
             <w:vAlign w:val="center"/>
             <w:tcW w:w="4933" w:type="dxa"/>
+            <w:shd w:val="clear" w:fill="FFFFFF"/>
           </w:tcPr>
           <w:p>
             <w:pPr>
-              <w:spacing w:after="20" w:before="20"/>
+              <w:spacing w:after="60" w:before="0" w:line="257" w:lineRule="auto"/>
             </w:pPr>
             <w:r>
               <w:rPr>
+                <w:rFonts w:ascii="Arial" w:hAnsi="Arial"/>
+                <w:b w:val="0"/>
+                <w:color w:val="243943"/>
                 <w:sz w:val="22"/>
               </w:rPr>
             </w:r>
@@ -527,19 +597,23 @@
       <w:tr>
         <w:trPr>
           <w:cantSplit/>
-          <w:trHeight w:val="567"/>
+          <w:trHeight w:val="780" w:hRule="atLeast"/>
         </w:trPr>
         <w:tc>
           <w:tcPr>
             <w:vAlign w:val="center"/>
             <w:tcW w:w="4933" w:type="dxa"/>
+            <w:shd w:val="clear" w:fill="FFFFFF"/>
           </w:tcPr>
           <w:p>
             <w:pPr>
-              <w:spacing w:after="20" w:before="20"/>
+              <w:spacing w:after="60" w:before="0" w:line="257" w:lineRule="auto"/>
             </w:pPr>
             <w:r>
               <w:rPr>
+                <w:rFonts w:ascii="Arial" w:hAnsi="Arial"/>
+                <w:b w:val="0"/>
+                <w:color w:val="243943"/>
                 <w:sz w:val="22"/>
               </w:rPr>
               <w:t>Full Moon</w:t>
@@ -550,13 +624,17 @@
           <w:tcPr>
             <w:vAlign w:val="center"/>
             <w:tcW w:w="4933" w:type="dxa"/>
+            <w:shd w:val="clear" w:fill="FFFFFF"/>
           </w:tcPr>
           <w:p>
             <w:pPr>
-              <w:spacing w:after="20" w:before="20"/>
+              <w:spacing w:after="60" w:before="0" w:line="257" w:lineRule="auto"/>
             </w:pPr>
             <w:r>
               <w:rPr>
+                <w:rFonts w:ascii="Arial" w:hAnsi="Arial"/>
+                <w:b w:val="0"/>
+                <w:color w:val="243943"/>
                 <w:sz w:val="22"/>
               </w:rPr>
             </w:r>
@@ -566,19 +644,23 @@
       <w:tr>
         <w:trPr>
           <w:cantSplit/>
-          <w:trHeight w:val="567"/>
+          <w:trHeight w:val="780" w:hRule="atLeast"/>
         </w:trPr>
         <w:tc>
           <w:tcPr>
             <w:vAlign w:val="center"/>
             <w:tcW w:w="4933" w:type="dxa"/>
+            <w:shd w:val="clear" w:fill="FFFFFF"/>
           </w:tcPr>
           <w:p>
             <w:pPr>
-              <w:spacing w:after="20" w:before="20"/>
+              <w:spacing w:after="60" w:before="0" w:line="257" w:lineRule="auto"/>
             </w:pPr>
             <w:r>
               <w:rPr>
+                <w:rFonts w:ascii="Arial" w:hAnsi="Arial"/>
+                <w:b w:val="0"/>
+                <w:color w:val="243943"/>
                 <w:sz w:val="22"/>
               </w:rPr>
               <w:t>New Moon is hard to see</w:t>
@@ -589,13 +671,17 @@
           <w:tcPr>
             <w:vAlign w:val="center"/>
             <w:tcW w:w="4933" w:type="dxa"/>
+            <w:shd w:val="clear" w:fill="FFFFFF"/>
           </w:tcPr>
           <w:p>
             <w:pPr>
-              <w:spacing w:after="20" w:before="20"/>
+              <w:spacing w:after="60" w:before="0" w:line="257" w:lineRule="auto"/>
             </w:pPr>
             <w:r>
               <w:rPr>
+                <w:rFonts w:ascii="Arial" w:hAnsi="Arial"/>
+                <w:b w:val="0"/>
+                <w:color w:val="243943"/>
                 <w:sz w:val="22"/>
               </w:rPr>
             </w:r>
@@ -605,19 +691,23 @@
       <w:tr>
         <w:trPr>
           <w:cantSplit/>
-          <w:trHeight w:val="567"/>
+          <w:trHeight w:val="780" w:hRule="atLeast"/>
         </w:trPr>
         <w:tc>
           <w:tcPr>
             <w:vAlign w:val="center"/>
             <w:tcW w:w="4933" w:type="dxa"/>
+            <w:shd w:val="clear" w:fill="FFFFFF"/>
           </w:tcPr>
           <w:p>
             <w:pPr>
-              <w:spacing w:after="20" w:before="20"/>
+              <w:spacing w:after="60" w:before="0" w:line="257" w:lineRule="auto"/>
             </w:pPr>
             <w:r>
               <w:rPr>
+                <w:rFonts w:ascii="Arial" w:hAnsi="Arial"/>
+                <w:b w:val="0"/>
+                <w:color w:val="243943"/>
                 <w:sz w:val="22"/>
               </w:rPr>
               <w:t>Moon goes dark red in Earth's shadow</w:t>
@@ -628,13 +718,17 @@
           <w:tcPr>
             <w:vAlign w:val="center"/>
             <w:tcW w:w="4933" w:type="dxa"/>
+            <w:shd w:val="clear" w:fill="FFFFFF"/>
           </w:tcPr>
           <w:p>
             <w:pPr>
-              <w:spacing w:after="20" w:before="20"/>
+              <w:spacing w:after="60" w:before="0" w:line="257" w:lineRule="auto"/>
             </w:pPr>
             <w:r>
               <w:rPr>
+                <w:rFonts w:ascii="Arial" w:hAnsi="Arial"/>
+                <w:b w:val="0"/>
+                <w:color w:val="243943"/>
                 <w:sz w:val="22"/>
               </w:rPr>
             </w:r>
@@ -646,8 +740,10 @@
       <w:pPr>
         <w:pStyle w:val="ResponseLine"/>
         <w:pBdr>
-          <w:bottom w:val="single" w:sz="3" w:space="1" w:color="ACBBB7"/>
+          <w:bottom w:val="single" w:sz="4" w:color="B7CEC3" w:space="0"/>
+          <w:between w:val="single" w:sz="4" w:color="B7CEC3" w:space="0"/>
         </w:pBdr>
+        <w:spacing w:line="440" w:lineRule="exact" w:after="0"/>
       </w:pPr>
       <w:r>
         <w:t xml:space="preserve"> </w:t>
@@ -657,8 +753,10 @@
       <w:pPr>
         <w:pStyle w:val="ResponseLine"/>
         <w:pBdr>
-          <w:bottom w:val="single" w:sz="3" w:space="1" w:color="ACBBB7"/>
+          <w:bottom w:val="single" w:sz="4" w:color="B7CEC3" w:space="0"/>
+          <w:between w:val="single" w:sz="4" w:color="B7CEC3" w:space="0"/>
         </w:pBdr>
+        <w:spacing w:line="440" w:lineRule="exact" w:after="0"/>
       </w:pPr>
       <w:r>
         <w:t xml:space="preserve"> </w:t>
@@ -668,8 +766,10 @@
       <w:pPr>
         <w:pStyle w:val="ResponseLine"/>
         <w:pBdr>
-          <w:bottom w:val="single" w:sz="3" w:space="1" w:color="ACBBB7"/>
+          <w:bottom w:val="single" w:sz="4" w:color="B7CEC3" w:space="0"/>
+          <w:between w:val="single" w:sz="4" w:color="B7CEC3" w:space="0"/>
         </w:pBdr>
+        <w:spacing w:line="440" w:lineRule="exact" w:after="0"/>
       </w:pPr>
       <w:r>
         <w:t xml:space="preserve"> </w:t>
@@ -679,6 +779,11 @@
       <w:pPr>
         <w:pStyle w:val="Kicker"/>
         <w:pageBreakBefore/>
+        <w:shd w:val="clear" w:fill="EDF5F0"/>
+        <w:pBdr>
+          <w:left w:val="single" w:sz="16" w:color="28675C" w:space="5"/>
+        </w:pBdr>
+        <w:ind w:left="91"/>
       </w:pPr>
       <w:r>
         <w:t>PUPIL TASK / Autumn 1 · Week 7 · Lesson A</w:t>
@@ -707,24 +812,24 @@
     </w:p>
     <w:tbl>
       <w:tblPr>
-        <w:jc w:val="left"/>
         <w:tblLayout w:type="fixed"/>
         <w:tblLook w:firstColumn="1" w:firstRow="1" w:lastColumn="0" w:lastRow="0" w:noHBand="0" w:noVBand="1" w:val="04A0"/>
         <w:tblW w:w="9866" w:type="dxa"/>
+        <w:jc w:val="left"/>
         <w:tblInd w:w="120" w:type="dxa"/>
         <w:tblCellMar>
-          <w:top w:w="100" w:type="dxa"/>
-          <w:left w:w="100" w:type="dxa"/>
-          <w:bottom w:w="100" w:type="dxa"/>
-          <w:right w:w="100" w:type="dxa"/>
+          <w:top w:w="90" w:type="dxa"/>
+          <w:left w:w="120" w:type="dxa"/>
+          <w:bottom w:w="90" w:type="dxa"/>
+          <w:right w:w="120" w:type="dxa"/>
         </w:tblCellMar>
         <w:tblBorders>
-          <w:top w:val="single" w:sz="4" w:color="ACBBB7"/>
-          <w:left w:val="single" w:sz="4" w:color="ACBBB7"/>
-          <w:bottom w:val="single" w:sz="4" w:color="ACBBB7"/>
-          <w:right w:val="single" w:sz="4" w:color="ACBBB7"/>
-          <w:insideH w:val="single" w:sz="4" w:color="ACBBB7"/>
-          <w:insideV w:val="single" w:sz="4" w:color="ACBBB7"/>
+          <w:top w:val="single" w:sz="4" w:color="B7CEC3"/>
+          <w:left w:val="single" w:sz="4" w:color="B7CEC3"/>
+          <w:bottom w:val="single" w:sz="4" w:color="B7CEC3"/>
+          <w:right w:val="single" w:sz="4" w:color="B7CEC3"/>
+          <w:insideH w:val="single" w:sz="4" w:color="B7CEC3"/>
+          <w:insideV w:val="single" w:sz="4" w:color="B7CEC3"/>
         </w:tblBorders>
       </w:tblPr>
       <w:tblGrid>
@@ -740,16 +845,17 @@
           <w:tcPr>
             <w:vAlign w:val="center"/>
             <w:tcW w:w="4933" w:type="dxa"/>
-            <w:shd w:fill="F7F4EC"/>
+            <w:shd w:fill="28675C" w:val="clear"/>
           </w:tcPr>
           <w:p>
             <w:pPr>
-              <w:spacing w:after="20" w:before="20"/>
+              <w:spacing w:after="60" w:before="0" w:line="257" w:lineRule="auto"/>
             </w:pPr>
             <w:r>
               <w:rPr>
+                <w:rFonts w:ascii="Arial" w:hAnsi="Arial"/>
                 <w:b/>
-                <w:color w:val="173348"/>
+                <w:color w:val="FFFFFF"/>
                 <w:sz w:val="22"/>
               </w:rPr>
               <w:t>Claim</w:t>
@@ -760,16 +866,17 @@
           <w:tcPr>
             <w:vAlign w:val="center"/>
             <w:tcW w:w="4933" w:type="dxa"/>
-            <w:shd w:fill="F7F4EC"/>
+            <w:shd w:fill="28675C" w:val="clear"/>
           </w:tcPr>
           <w:p>
             <w:pPr>
-              <w:spacing w:after="20" w:before="20"/>
+              <w:spacing w:after="60" w:before="0" w:line="257" w:lineRule="auto"/>
             </w:pPr>
             <w:r>
               <w:rPr>
+                <w:rFonts w:ascii="Arial" w:hAnsi="Arial"/>
                 <w:b/>
-                <w:color w:val="173348"/>
+                <w:color w:val="FFFFFF"/>
                 <w:sz w:val="22"/>
               </w:rPr>
               <w:t>True / false</w:t>
@@ -780,19 +887,23 @@
       <w:tr>
         <w:trPr>
           <w:cantSplit/>
-          <w:trHeight w:val="567"/>
+          <w:trHeight w:val="780" w:hRule="atLeast"/>
         </w:trPr>
         <w:tc>
           <w:tcPr>
             <w:vAlign w:val="center"/>
             <w:tcW w:w="4933" w:type="dxa"/>
+            <w:shd w:val="clear" w:fill="FFFFFF"/>
           </w:tcPr>
           <w:p>
             <w:pPr>
-              <w:spacing w:after="20" w:before="20"/>
+              <w:spacing w:after="60" w:before="0" w:line="257" w:lineRule="auto"/>
             </w:pPr>
             <w:r>
               <w:rPr>
+                <w:rFonts w:ascii="Arial" w:hAnsi="Arial"/>
+                <w:b w:val="0"/>
+                <w:color w:val="243943"/>
                 <w:sz w:val="22"/>
               </w:rPr>
               <w:t>The Moon reflects sunlight.</w:t>
@@ -803,13 +914,17 @@
           <w:tcPr>
             <w:vAlign w:val="center"/>
             <w:tcW w:w="4933" w:type="dxa"/>
+            <w:shd w:val="clear" w:fill="FFFFFF"/>
           </w:tcPr>
           <w:p>
             <w:pPr>
-              <w:spacing w:after="20" w:before="20"/>
+              <w:spacing w:after="60" w:before="0" w:line="257" w:lineRule="auto"/>
             </w:pPr>
             <w:r>
               <w:rPr>
+                <w:rFonts w:ascii="Arial" w:hAnsi="Arial"/>
+                <w:b w:val="0"/>
+                <w:color w:val="243943"/>
                 <w:sz w:val="22"/>
               </w:rPr>
             </w:r>
@@ -819,19 +934,23 @@
       <w:tr>
         <w:trPr>
           <w:cantSplit/>
-          <w:trHeight w:val="567"/>
+          <w:trHeight w:val="780" w:hRule="atLeast"/>
         </w:trPr>
         <w:tc>
           <w:tcPr>
             <w:vAlign w:val="center"/>
             <w:tcW w:w="4933" w:type="dxa"/>
+            <w:shd w:val="clear" w:fill="FFFFFF"/>
           </w:tcPr>
           <w:p>
             <w:pPr>
-              <w:spacing w:after="20" w:before="20"/>
+              <w:spacing w:after="60" w:before="0" w:line="257" w:lineRule="auto"/>
             </w:pPr>
             <w:r>
               <w:rPr>
+                <w:rFonts w:ascii="Arial" w:hAnsi="Arial"/>
+                <w:b w:val="0"/>
+                <w:color w:val="243943"/>
                 <w:sz w:val="22"/>
               </w:rPr>
               <w:t>The Moon glows by itself.</w:t>
@@ -842,13 +961,17 @@
           <w:tcPr>
             <w:vAlign w:val="center"/>
             <w:tcW w:w="4933" w:type="dxa"/>
+            <w:shd w:val="clear" w:fill="FFFFFF"/>
           </w:tcPr>
           <w:p>
             <w:pPr>
-              <w:spacing w:after="20" w:before="20"/>
+              <w:spacing w:after="60" w:before="0" w:line="257" w:lineRule="auto"/>
             </w:pPr>
             <w:r>
               <w:rPr>
+                <w:rFonts w:ascii="Arial" w:hAnsi="Arial"/>
+                <w:b w:val="0"/>
+                <w:color w:val="243943"/>
                 <w:sz w:val="22"/>
               </w:rPr>
             </w:r>
@@ -858,19 +981,23 @@
       <w:tr>
         <w:trPr>
           <w:cantSplit/>
-          <w:trHeight w:val="567"/>
+          <w:trHeight w:val="780" w:hRule="atLeast"/>
         </w:trPr>
         <w:tc>
           <w:tcPr>
             <w:vAlign w:val="center"/>
             <w:tcW w:w="4933" w:type="dxa"/>
+            <w:shd w:val="clear" w:fill="FFFFFF"/>
           </w:tcPr>
           <w:p>
             <w:pPr>
-              <w:spacing w:after="20" w:before="20"/>
+              <w:spacing w:after="60" w:before="0" w:line="257" w:lineRule="auto"/>
             </w:pPr>
             <w:r>
               <w:rPr>
+                <w:rFonts w:ascii="Arial" w:hAnsi="Arial"/>
+                <w:b w:val="0"/>
+                <w:color w:val="243943"/>
                 <w:sz w:val="22"/>
               </w:rPr>
               <w:t>Ordinary phases are Earth's shadow.</w:t>
@@ -881,13 +1008,17 @@
           <w:tcPr>
             <w:vAlign w:val="center"/>
             <w:tcW w:w="4933" w:type="dxa"/>
+            <w:shd w:val="clear" w:fill="FFFFFF"/>
           </w:tcPr>
           <w:p>
             <w:pPr>
-              <w:spacing w:after="20" w:before="20"/>
+              <w:spacing w:after="60" w:before="0" w:line="257" w:lineRule="auto"/>
             </w:pPr>
             <w:r>
               <w:rPr>
+                <w:rFonts w:ascii="Arial" w:hAnsi="Arial"/>
+                <w:b w:val="0"/>
+                <w:color w:val="243943"/>
                 <w:sz w:val="22"/>
               </w:rPr>
             </w:r>
@@ -897,19 +1028,23 @@
       <w:tr>
         <w:trPr>
           <w:cantSplit/>
-          <w:trHeight w:val="567"/>
+          <w:trHeight w:val="780" w:hRule="atLeast"/>
         </w:trPr>
         <w:tc>
           <w:tcPr>
             <w:vAlign w:val="center"/>
             <w:tcW w:w="4933" w:type="dxa"/>
+            <w:shd w:val="clear" w:fill="FFFFFF"/>
           </w:tcPr>
           <w:p>
             <w:pPr>
-              <w:spacing w:after="20" w:before="20"/>
+              <w:spacing w:after="60" w:before="0" w:line="257" w:lineRule="auto"/>
             </w:pPr>
             <w:r>
               <w:rPr>
+                <w:rFonts w:ascii="Arial" w:hAnsi="Arial"/>
+                <w:b w:val="0"/>
+                <w:color w:val="243943"/>
                 <w:sz w:val="22"/>
               </w:rPr>
               <w:t>The Moon orbits Earth in about a month.</w:t>
@@ -920,13 +1055,17 @@
           <w:tcPr>
             <w:vAlign w:val="center"/>
             <w:tcW w:w="4933" w:type="dxa"/>
+            <w:shd w:val="clear" w:fill="FFFFFF"/>
           </w:tcPr>
           <w:p>
             <w:pPr>
-              <w:spacing w:after="20" w:before="20"/>
+              <w:spacing w:after="60" w:before="0" w:line="257" w:lineRule="auto"/>
             </w:pPr>
             <w:r>
               <w:rPr>
+                <w:rFonts w:ascii="Arial" w:hAnsi="Arial"/>
+                <w:b w:val="0"/>
+                <w:color w:val="243943"/>
                 <w:sz w:val="22"/>
               </w:rPr>
             </w:r>
@@ -936,19 +1075,23 @@
       <w:tr>
         <w:trPr>
           <w:cantSplit/>
-          <w:trHeight w:val="567"/>
+          <w:trHeight w:val="780" w:hRule="atLeast"/>
         </w:trPr>
         <w:tc>
           <w:tcPr>
             <w:vAlign w:val="center"/>
             <w:tcW w:w="4933" w:type="dxa"/>
+            <w:shd w:val="clear" w:fill="FFFFFF"/>
           </w:tcPr>
           <w:p>
             <w:pPr>
-              <w:spacing w:after="20" w:before="20"/>
+              <w:spacing w:after="60" w:before="0" w:line="257" w:lineRule="auto"/>
             </w:pPr>
             <w:r>
               <w:rPr>
+                <w:rFonts w:ascii="Arial" w:hAnsi="Arial"/>
+                <w:b w:val="0"/>
+                <w:color w:val="243943"/>
                 <w:sz w:val="22"/>
               </w:rPr>
               <w:t>The Moon is only visible at night.</w:t>
@@ -959,13 +1102,17 @@
           <w:tcPr>
             <w:vAlign w:val="center"/>
             <w:tcW w:w="4933" w:type="dxa"/>
+            <w:shd w:val="clear" w:fill="FFFFFF"/>
           </w:tcPr>
           <w:p>
             <w:pPr>
-              <w:spacing w:after="20" w:before="20"/>
+              <w:spacing w:after="60" w:before="0" w:line="257" w:lineRule="auto"/>
             </w:pPr>
             <w:r>
               <w:rPr>
+                <w:rFonts w:ascii="Arial" w:hAnsi="Arial"/>
+                <w:b w:val="0"/>
+                <w:color w:val="243943"/>
                 <w:sz w:val="22"/>
               </w:rPr>
             </w:r>
@@ -977,8 +1124,10 @@
       <w:pPr>
         <w:pStyle w:val="ResponseLine"/>
         <w:pBdr>
-          <w:bottom w:val="single" w:sz="3" w:space="1" w:color="ACBBB7"/>
+          <w:bottom w:val="single" w:sz="4" w:color="B7CEC3" w:space="0"/>
+          <w:between w:val="single" w:sz="4" w:color="B7CEC3" w:space="0"/>
         </w:pBdr>
+        <w:spacing w:line="440" w:lineRule="exact" w:after="0"/>
       </w:pPr>
       <w:r>
         <w:t xml:space="preserve"> </w:t>
@@ -988,8 +1137,10 @@
       <w:pPr>
         <w:pStyle w:val="ResponseLine"/>
         <w:pBdr>
-          <w:bottom w:val="single" w:sz="3" w:space="1" w:color="ACBBB7"/>
+          <w:bottom w:val="single" w:sz="4" w:color="B7CEC3" w:space="0"/>
+          <w:between w:val="single" w:sz="4" w:color="B7CEC3" w:space="0"/>
         </w:pBdr>
+        <w:spacing w:line="440" w:lineRule="exact" w:after="0"/>
       </w:pPr>
       <w:r>
         <w:t xml:space="preserve"> </w:t>
@@ -999,8 +1150,10 @@
       <w:pPr>
         <w:pStyle w:val="ResponseLine"/>
         <w:pBdr>
-          <w:bottom w:val="single" w:sz="3" w:space="1" w:color="ACBBB7"/>
+          <w:bottom w:val="single" w:sz="4" w:color="B7CEC3" w:space="0"/>
+          <w:between w:val="single" w:sz="4" w:color="B7CEC3" w:space="0"/>
         </w:pBdr>
+        <w:spacing w:line="440" w:lineRule="exact" w:after="0"/>
       </w:pPr>
       <w:r>
         <w:t xml:space="preserve"> </w:t>
@@ -1023,8 +1176,10 @@
       <w:pPr>
         <w:pStyle w:val="ResponseLine"/>
         <w:pBdr>
-          <w:bottom w:val="single" w:sz="3" w:space="1" w:color="ACBBB7"/>
+          <w:bottom w:val="single" w:sz="4" w:color="B7CEC3" w:space="0"/>
+          <w:between w:val="single" w:sz="4" w:color="B7CEC3" w:space="0"/>
         </w:pBdr>
+        <w:spacing w:line="440" w:lineRule="exact" w:after="0"/>
       </w:pPr>
       <w:r>
         <w:t xml:space="preserve"> </w:t>
@@ -1034,8 +1189,10 @@
       <w:pPr>
         <w:pStyle w:val="ResponseLine"/>
         <w:pBdr>
-          <w:bottom w:val="single" w:sz="3" w:space="1" w:color="ACBBB7"/>
+          <w:bottom w:val="single" w:sz="4" w:color="B7CEC3" w:space="0"/>
+          <w:between w:val="single" w:sz="4" w:color="B7CEC3" w:space="0"/>
         </w:pBdr>
+        <w:spacing w:line="440" w:lineRule="exact" w:after="0"/>
       </w:pPr>
       <w:r>
         <w:t xml:space="preserve"> </w:t>
@@ -1045,8 +1202,10 @@
       <w:pPr>
         <w:pStyle w:val="ResponseLine"/>
         <w:pBdr>
-          <w:bottom w:val="single" w:sz="3" w:space="1" w:color="ACBBB7"/>
+          <w:bottom w:val="single" w:sz="4" w:color="B7CEC3" w:space="0"/>
+          <w:between w:val="single" w:sz="4" w:color="B7CEC3" w:space="0"/>
         </w:pBdr>
+        <w:spacing w:line="440" w:lineRule="exact" w:after="0"/>
       </w:pPr>
       <w:r>
         <w:t xml:space="preserve"> </w:t>
@@ -1056,6 +1215,11 @@
       <w:pPr>
         <w:pStyle w:val="Kicker"/>
         <w:pageBreakBefore/>
+        <w:shd w:val="clear" w:fill="EDF5F0"/>
+        <w:pBdr>
+          <w:left w:val="single" w:sz="16" w:color="28675C" w:space="5"/>
+        </w:pBdr>
+        <w:ind w:left="91"/>
       </w:pPr>
       <w:r>
         <w:t>CHOOSE A RESPONSE ROUTE</w:t>
@@ -1120,7 +1284,7 @@
       <w:headerReference w:type="default" r:id="rId9"/>
       <w:footerReference w:type="default" r:id="rId10"/>
       <w:pgSz w:w="11906" w:h="16838"/>
-      <w:pgMar w:top="1020" w:right="1020" w:bottom="1020" w:left="1020" w:header="369" w:footer="369" w:gutter="0"/>
+      <w:pgMar w:top="1020" w:right="1020" w:bottom="1020" w:left="1020" w:header="340" w:footer="340" w:gutter="0"/>
       <w:cols w:space="720"/>
       <w:docGrid w:linePitch="360"/>
     </w:sectPr>
@@ -1133,8 +1297,17 @@
   <w:p>
     <w:pPr>
       <w:pStyle w:val="Small"/>
+      <w:pBdr>
+        <w:top w:val="single" w:sz="4" w:color="B7CEC3" w:space="5"/>
+      </w:pBdr>
     </w:pPr>
     <w:r>
+      <w:rPr>
+        <w:rFonts w:ascii="Arial" w:hAnsi="Arial"/>
+        <w:b w:val="0"/>
+        <w:color w:val="56686C"/>
+        <w:sz w:val="17"/>
+      </w:rPr>
       <w:t xml:space="preserve">Autumn 1 · Week 7 · Lesson A  |  Pupil materials  |  </w:t>
     </w:r>
     <w:fldSimple w:instr="PAGE"/>
@@ -1147,8 +1320,18 @@
   <w:p>
     <w:pPr>
       <w:pStyle w:val="Kicker"/>
+      <w:spacing w:after="100"/>
+      <w:pBdr>
+        <w:bottom w:val="single" w:sz="7" w:color="28675C" w:space="5"/>
+      </w:pBdr>
     </w:pPr>
     <w:r>
+      <w:rPr>
+        <w:rFonts w:ascii="Arial" w:hAnsi="Arial"/>
+        <w:b/>
+        <w:color w:val="28675C"/>
+        <w:sz w:val="19"/>
+      </w:rPr>
       <w:t>MADE BY MATT  /  GROW SCIENCE</w:t>
     </w:r>
   </w:p>
@@ -1519,12 +1702,13 @@
     <w:qFormat/>
     <w:rsid w:val="00FC693F"/>
     <w:pPr>
-      <w:spacing w:before="0" w:after="120" w:line="250" w:lineRule="auto"/>
+      <w:widowControl/>
+      <w:spacing w:before="0" w:after="120" w:line="254" w:lineRule="auto"/>
     </w:pPr>
     <w:rPr>
       <w:rFonts w:ascii="Arial" w:hAnsi="Arial" w:eastAsia="Arial" w:cs="Arial"/>
       <w:b w:val="0"/>
-      <w:color w:val="25343E"/>
+      <w:color w:val="243943"/>
       <w:sz w:val="24"/>
     </w:rPr>
   </w:style>
@@ -1583,15 +1767,19 @@
     <w:pPr>
       <w:keepNext/>
       <w:keepLines/>
-      <w:spacing w:before="220" w:after="120" w:line="250" w:lineRule="auto"/>
+      <w:widowControl/>
+      <w:spacing w:before="200" w:after="100" w:line="250" w:lineRule="auto"/>
       <w:outlineLvl w:val="0"/>
+      <w:pBdr>
+        <w:bottom w:val="single" w:sz="4" w:color="B7CEC3" w:space="3"/>
+      </w:pBdr>
     </w:pPr>
     <w:rPr>
       <w:rFonts w:ascii="Arial" w:hAnsi="Arial" w:eastAsia="Arial" w:cs="Arial"/>
       <w:b/>
       <w:bCs/>
       <w:color w:val="28675C"/>
-      <w:sz w:val="32"/>
+      <w:sz w:val="30"/>
       <w:szCs w:val="28"/>
     </w:rPr>
   </w:style>
@@ -1607,7 +1795,8 @@
     <w:pPr>
       <w:keepNext/>
       <w:keepLines/>
-      <w:spacing w:before="140" w:after="120" w:line="250" w:lineRule="auto"/>
+      <w:widowControl/>
+      <w:spacing w:before="160" w:after="80" w:line="252" w:lineRule="auto"/>
       <w:outlineLvl w:val="1"/>
     </w:pPr>
     <w:rPr>
@@ -1870,16 +2059,17 @@
     <w:rsid w:val="00FC693F"/>
     <w:pPr>
       <w:keepNext/>
-      <w:spacing w:after="120" w:line="250" w:lineRule="auto" w:before="0"/>
+      <w:widowControl/>
+      <w:spacing w:after="140" w:line="245" w:lineRule="auto" w:before="0"/>
       <w:contextualSpacing/>
     </w:pPr>
     <w:rPr>
       <w:rFonts w:ascii="Arial" w:hAnsi="Arial" w:eastAsia="Arial" w:cs="Arial"/>
-      <w:b w:val="0"/>
+      <w:b/>
       <w:color w:val="173348"/>
       <w:spacing w:val="5"/>
       <w:kern w:val="28"/>
-      <w:sz w:val="48"/>
+      <w:sz w:val="50"/>
       <w:szCs w:val="52"/>
     </w:rPr>
   </w:style>
@@ -1908,19 +2098,20 @@
     <w:rsid w:val="00FC693F"/>
     <w:pPr>
       <w:keepNext/>
+      <w:widowControl/>
       <w:numPr>
         <w:ilvl w:val="1"/>
       </w:numPr>
-      <w:spacing w:before="0" w:after="120" w:line="250" w:lineRule="auto"/>
+      <w:spacing w:before="0" w:after="160" w:line="259" w:lineRule="auto"/>
     </w:pPr>
     <w:rPr>
       <w:rFonts w:ascii="Arial" w:hAnsi="Arial" w:eastAsia="Arial" w:cs="Arial"/>
       <w:b w:val="0"/>
-      <w:i/>
+      <w:i w:val="0"/>
       <w:iCs/>
-      <w:color w:val="53626A"/>
+      <w:color w:val="56686C"/>
       <w:spacing w:val="15"/>
-      <w:sz w:val="24"/>
+      <w:sz w:val="23"/>
       <w:szCs w:val="24"/>
     </w:rPr>
   </w:style>
@@ -13215,7 +13406,9 @@
   <w:style w:type="paragraph" w:customStyle="1" w:styleId="Kicker">
     <w:name w:val="Kicker"/>
     <w:pPr>
-      <w:spacing w:before="0" w:after="120" w:line="250" w:lineRule="auto"/>
+      <w:keepNext/>
+      <w:widowControl/>
+      <w:spacing w:before="0" w:after="120" w:line="245" w:lineRule="auto"/>
     </w:pPr>
     <w:rPr>
       <w:rFonts w:ascii="Arial" w:hAnsi="Arial" w:eastAsia="Arial" w:cs="Arial"/>
@@ -13227,37 +13420,49 @@
   <w:style w:type="paragraph" w:customStyle="1" w:styleId="Small">
     <w:name w:val="Small"/>
     <w:pPr>
-      <w:spacing w:before="0" w:after="120" w:line="250" w:lineRule="auto"/>
+      <w:widowControl/>
+      <w:spacing w:before="0" w:after="100" w:line="257" w:lineRule="auto"/>
     </w:pPr>
     <w:rPr>
       <w:rFonts w:ascii="Arial" w:hAnsi="Arial" w:eastAsia="Arial" w:cs="Arial"/>
       <w:b w:val="0"/>
-      <w:color w:val="53626A"/>
+      <w:color w:val="56686C"/>
       <w:sz w:val="18"/>
     </w:rPr>
   </w:style>
   <w:style w:type="paragraph" w:customStyle="1" w:styleId="ResponseLine">
     <w:name w:val="ResponseLine"/>
     <w:pPr>
+      <w:widowControl/>
       <w:spacing w:before="0" w:after="0" w:line="440" w:lineRule="exact"/>
+      <w:pBdr>
+        <w:bottom w:val="single" w:sz="4" w:color="B7CEC3" w:space="0"/>
+        <w:between w:val="single" w:sz="4" w:color="B7CEC3" w:space="0"/>
+      </w:pBdr>
     </w:pPr>
     <w:rPr>
       <w:rFonts w:ascii="Arial" w:hAnsi="Arial" w:eastAsia="Arial" w:cs="Arial"/>
       <w:b w:val="0"/>
-      <w:color w:val="25343E"/>
+      <w:color w:val="243943"/>
       <w:sz w:val="24"/>
     </w:rPr>
   </w:style>
   <w:style w:type="paragraph" w:customStyle="1" w:styleId="Callout">
     <w:name w:val="Callout"/>
     <w:pPr>
-      <w:spacing w:before="120" w:after="160" w:line="250" w:lineRule="auto"/>
+      <w:widowControl/>
+      <w:spacing w:before="140" w:after="180" w:line="264" w:lineRule="auto"/>
+      <w:shd w:val="clear" w:fill="EDF5F0"/>
+      <w:pBdr>
+        <w:left w:val="single" w:sz="20" w:color="28675C" w:space="7"/>
+      </w:pBdr>
+      <w:ind w:left="136" w:right="91"/>
     </w:pPr>
     <w:rPr>
       <w:rFonts w:ascii="Arial" w:hAnsi="Arial" w:eastAsia="Arial" w:cs="Arial"/>
       <w:b w:val="0"/>
-      <w:color w:val="25343E"/>
-      <w:sz w:val="22"/>
+      <w:color w:val="243943"/>
+      <w:sz w:val="23"/>
     </w:rPr>
   </w:style>
 </w:styles>
